--- a/docs/Agent-Factory-Business-Case.docx
+++ b/docs/Agent-Factory-Business-Case.docx
@@ -1025,7 +1025,7 @@
                 <w:sz w:val="19"/>
                 <w:szCs w:val="19"/>
               </w:rPr>
-              <w:t xml:space="preserve">TBD — set once Milestone build timing is measured</w:t>
+              <w:t xml:space="preserve">~20–35 seconds, Intake through a tryable agent — measured across multiple real runs (local and production), MVP validation (Milestone 7)</w:t>
             </w:r>
           </w:p>
         </w:tc>
@@ -1077,7 +1077,7 @@
                 <w:sz w:val="19"/>
                 <w:szCs w:val="19"/>
               </w:rPr>
-              <w:t xml:space="preserve">TBD</w:t>
+              <w:t xml:space="preserve">Not yet a stable percentage -- small sample so far. Well-specified requests with a clear knowledge source typically converge in 1-2 attempts; requests needing something outside the MVP connector library (e.g. a live data lookup) sometimes need all 3 before landing in needs_review. Real distribution TBD once real businesses are submitting requests, not test cases.</w:t>
             </w:r>
           </w:p>
         </w:tc>
@@ -1148,7 +1148,7 @@
           <w:sz w:val="19"/>
           <w:szCs w:val="19"/>
         </w:rPr>
-        <w:t xml:space="preserve">Placeholder targets on purpose — real numbers belong here once the MVP is running and there's data to set them against, not guessed in advance.</w:t>
+        <w:t xml:space="preserve">The first two rows are now real measurements from MVP validation (Milestone 7), not placeholders. Retention stays a placeholder on purpose -- that needs actual businesses using actual agents over actual weeks, which doesn't exist yet.</w:t>
       </w:r>
     </w:p>
     <w:p>
